--- a/.career/packages/general-projects-2-5/钟杰-全栈工程师.docx
+++ b/.career/packages/general-projects-2-5/钟杰-全栈工程师.docx
@@ -75,7 +75,7 @@
                                 <w:sz w:val="23"/>
                                 <w:szCs w:val="23"/>
                               </w:rPr>
-                              <w:t xml:space="preserve">AI 辅助领域建模与 API 设计平台</w:t>
+                              <w:t xml:space="preserve">企业级前端监控 SDK 与数据采集系统</w:t>
                             </w:r>
                           </w:p>
                           <w:p>
@@ -117,7 +117,7 @@
                                 <w:sz w:val="21"/>
                                 <w:szCs w:val="21"/>
                               </w:rPr>
-                              <w:t xml:space="preserve">：Electron、React、React Flow、Pi SDK、OpenAPI、Nx + pnpm</w:t>
+                              <w:t xml:space="preserve">：TypeScript、PerformanceObserver / Web Vitals、NestJS、Kafka、ClickHouse、TypeORM、PostgreSQL、Nx + pnpm</w:t>
                             </w:r>
                           </w:p>
                           <w:p>
@@ -148,7 +148,7 @@
                                 <w:sz w:val="21"/>
                                 <w:szCs w:val="21"/>
                               </w:rPr>
-                              <w:t xml:space="preserve">：设计并实现桌面端 AI 辅助领域建模与 API 设计平台，以真实约定和合同上下文统一业务分析起点，按履约与凭证关系澄清业务规则，将结构化模型衔接为 API 契约、接口文档与静态测试资产，供业务、产品和研发共同核对与消费。</w:t>
+                              <w:t xml:space="preserve">：主导构建企业级前端监控 SDK 与数据采集系统，贯通浏览器采集、批量上报、服务端处理和数据存储查询。</w:t>
                             </w:r>
                           </w:p>
                           <w:p>
@@ -179,16 +179,16 @@
                                 <w:sz w:val="21"/>
                                 <w:szCs w:val="21"/>
                               </w:rPr>
-                              <w:t xml:space="preserve">权责驱动建模</w:t>
-                            </w:r>
-                            <w:r>
-                              <w:rPr>
-                                <w:rFonts w:ascii="Microsoft YaHei" w:hAnsi="Microsoft YaHei" w:eastAsia="Microsoft YaHei" w:cs="Microsoft YaHei"/>
-                                <w:color w:val="595959"/>
-                                <w:sz w:val="21"/>
-                                <w:szCs w:val="21"/>
-                              </w:rPr>
-                              <w:t xml:space="preserve">：设计以真实约定和合同上下文为共同起点的建模流程，围绕双方权责组织履约请求、确认与凭证，沿履约时间线追溯业务依据并递进检查异常责任，将分析结果沉淀为对象、关系与规则，供业务、产品和研发沿一致路径核对。</w:t>
+                              <w:t xml:space="preserve">SDK 与多框架适配</w:t>
+                            </w:r>
+                            <w:r>
+                              <w:rPr>
+                                <w:rFonts w:ascii="Microsoft YaHei" w:hAnsi="Microsoft YaHei" w:eastAsia="Microsoft YaHei" w:cs="Microsoft YaHei"/>
+                                <w:color w:val="595959"/>
+                                <w:sz w:val="21"/>
+                                <w:szCs w:val="21"/>
+                              </w:rPr>
+                              <w:t xml:space="preserve">：按核心层、浏览器层和框架适配层组织 SDK，以统一事件和插件机制支持 React、Vue、Vanilla JS 接入。</w:t>
                             </w:r>
                           </w:p>
                           <w:p>
@@ -219,16 +219,16 @@
                                 <w:sz w:val="21"/>
                                 <w:szCs w:val="21"/>
                               </w:rPr>
-                              <w:t xml:space="preserve">双层循环 Harness</w:t>
-                            </w:r>
-                            <w:r>
-                              <w:rPr>
-                                <w:rFonts w:ascii="Microsoft YaHei" w:hAnsi="Microsoft YaHei" w:eastAsia="Microsoft YaHei" w:cs="Microsoft YaHei"/>
-                                <w:color w:val="595959"/>
-                                <w:sz w:val="21"/>
-                                <w:szCs w:val="21"/>
-                              </w:rPr>
-                              <w:t xml:space="preserve">：设计并实际使用外层 PDCA 管理范围、审核与阶段接续，以内层 Steering Loop 组织前馈、行动、反馈和调整，控制单次模型修改的质量。</w:t>
+                              <w:t xml:space="preserve">性能与异常采集</w:t>
+                            </w:r>
+                            <w:r>
+                              <w:rPr>
+                                <w:rFonts w:ascii="Microsoft YaHei" w:hAnsi="Microsoft YaHei" w:eastAsia="Microsoft YaHei" w:cs="Microsoft YaHei"/>
+                                <w:color w:val="595959"/>
+                                <w:sz w:val="21"/>
+                                <w:szCs w:val="21"/>
+                              </w:rPr>
+                              <w:t xml:space="preserve">：使用 PerformanceObserver / Web Vitals 采集 FCP、LCP、CLS 等指标，并统一捕获全局错误、Promise rejection 和框架异常。</w:t>
                             </w:r>
                           </w:p>
                           <w:p>
@@ -259,16 +259,16 @@
                                 <w:sz w:val="21"/>
                                 <w:szCs w:val="21"/>
                               </w:rPr>
-                              <w:t xml:space="preserve">桌面端增量建模</w:t>
-                            </w:r>
-                            <w:r>
-                              <w:rPr>
-                                <w:rFonts w:ascii="Microsoft YaHei" w:hAnsi="Microsoft YaHei" w:eastAsia="Microsoft YaHei" w:cs="Microsoft YaHei"/>
-                                <w:color w:val="595959"/>
-                                <w:sz w:val="21"/>
-                                <w:szCs w:val="21"/>
-                              </w:rPr>
-                              <w:t xml:space="preserve">：采用 Electron、React 与 React Flow 承载建模界面，通过 Pi SDK 驱动 AI 直接增量修改本地模型文件，生成阶段校验结构与格式，每轮结束后重读完整模型并全量刷新图谱。</w:t>
+                              <w:t xml:space="preserve">数据接收与异步处理</w:t>
+                            </w:r>
+                            <w:r>
+                              <w:rPr>
+                                <w:rFonts w:ascii="Microsoft YaHei" w:hAnsi="Microsoft YaHei" w:eastAsia="Microsoft YaHei" w:cs="Microsoft YaHei"/>
+                                <w:color w:val="595959"/>
+                                <w:sz w:val="21"/>
+                                <w:szCs w:val="21"/>
+                              </w:rPr>
+                              <w:t xml:space="preserve">：使用 NestJS 接收 SDK 上报事件，以统一协议规范数据，并通过 Kafka 完成异步处理。</w:t>
                             </w:r>
                           </w:p>
                           <w:p>
@@ -299,16 +299,16 @@
                                 <w:sz w:val="21"/>
                                 <w:szCs w:val="21"/>
                               </w:rPr>
-                              <w:t xml:space="preserve">模型驱动 API 交付</w:t>
-                            </w:r>
-                            <w:r>
-                              <w:rPr>
-                                <w:rFonts w:ascii="Microsoft YaHei" w:hAnsi="Microsoft YaHei" w:eastAsia="Microsoft YaHei" w:cs="Microsoft YaHei"/>
-                                <w:color w:val="595959"/>
-                                <w:sz w:val="21"/>
-                                <w:szCs w:val="21"/>
-                              </w:rPr>
-                              <w:t xml:space="preserve">：从业务操作在领域模型中的落点识别资源，沿聚合关系设计 URI，按角色、HTTP 方法和业务场景筛选接口能力，并通过超媒体链接导航关联资源；将接口放回正常与异常业务流程检查覆盖，生成 OpenAPI 文档及包含请求、预期结果的静态测试向量，支撑前后端实现与验收。</w:t>
+                              <w:t xml:space="preserve">存储查询与性能结果</w:t>
+                            </w:r>
+                            <w:r>
+                              <w:rPr>
+                                <w:rFonts w:ascii="Microsoft YaHei" w:hAnsi="Microsoft YaHei" w:eastAsia="Microsoft YaHei" w:cs="Microsoft YaHei"/>
+                                <w:color w:val="595959"/>
+                                <w:sz w:val="21"/>
+                                <w:szCs w:val="21"/>
+                              </w:rPr>
+                              <w:t xml:space="preserve">：使用 ClickHouse 完成监控数据存储与查询，打通采集处理链路，使系统响应性能提升 50%。</w:t>
                             </w:r>
                           </w:p>
                           <w:p>
@@ -330,7 +330,7 @@
                                 <w:sz w:val="23"/>
                                 <w:szCs w:val="23"/>
                               </w:rPr>
-                              <w:t xml:space="preserve">HATEOAS 资源契约与 TypeScript SDK 开发</w:t>
+                              <w:t xml:space="preserve">AI 原生领域建模与 API 设计平台</w:t>
                             </w:r>
                           </w:p>
                           <w:p>
@@ -350,7 +350,7 @@
                                 <w:sz w:val="21"/>
                                 <w:szCs w:val="21"/>
                               </w:rPr>
-                              <w:t xml:space="preserve">上海易校｜高级前端专家</w:t>
+                              <w:t xml:space="preserve">上海鼎歆｜全栈工程师</w:t>
                               <w:br/>
                               <w:t xml:space="preserve"/>
                             </w:r>
@@ -372,7 +372,7 @@
                                 <w:sz w:val="21"/>
                                 <w:szCs w:val="21"/>
                               </w:rPr>
-                              <w:t xml:space="preserve">：TypeScript、React Hooks、HAL / HAL-FORMS、Zod、Nx + pnpm、Vite、Vitest、MSW、Testing Library、TypeDoc</w:t>
+                              <w:t xml:space="preserve">：Electron、React、React Flow、Pi SDK、OpenAPI、Nx + pnpm</w:t>
                             </w:r>
                           </w:p>
                           <w:p>
@@ -403,7 +403,7 @@
                                 <w:sz w:val="21"/>
                                 <w:szCs w:val="21"/>
                               </w:rPr>
-                              <w:t xml:space="preserve">：面向低代码平台的复杂权限体系，设计 HATEOAS 资源契约与 SDK，将权限判断收敛到服务端，减少前端维护与后端一致的权限和操作可用性判断逻辑；PC 与移动端按服务端返回的资源关系、可执行动作及字段约束组织交互。</w:t>
+                              <w:t xml:space="preserve">：设计并实现桌面端 AI 原生领域建模与 API 设计平台，以企业运营合约为业务分析起点，梳理参与方、权责、履约流程及异常责任带来的数据变化，沉淀业务模型、RESTful API 与测试数据；以业务语义和契约剥离语言、框架细节，为不同技术栈的 AI Coding 提供可迁移的结构化上下文和验证依据。</w:t>
                             </w:r>
                           </w:p>
                           <w:p>
@@ -434,16 +434,16 @@
                                 <w:sz w:val="21"/>
                                 <w:szCs w:val="21"/>
                               </w:rPr>
-                              <w:t xml:space="preserve">资源契约与 SDK 分层</w:t>
-                            </w:r>
-                            <w:r>
-                              <w:rPr>
-                                <w:rFonts w:ascii="Microsoft YaHei" w:hAnsi="Microsoft YaHei" w:eastAsia="Microsoft YaHei" w:cs="Microsoft YaHei"/>
-                                <w:color w:val="595959"/>
-                                <w:sz w:val="21"/>
-                                <w:szCs w:val="21"/>
-                              </w:rPr>
-                              <w:t xml:space="preserve">：与后端协同设计 HAL / HAL-FORMS 资源关系和动作模板，实现框架无关的 TypeScript 核心与 React Hooks 适配层，分离资源定位、响应快照和动作提交，统一多端接入方式。</w:t>
+                              <w:t xml:space="preserve">运营合约建模</w:t>
+                            </w:r>
+                            <w:r>
+                              <w:rPr>
+                                <w:rFonts w:ascii="Microsoft YaHei" w:hAnsi="Microsoft YaHei" w:eastAsia="Microsoft YaHei" w:cs="Microsoft YaHei"/>
+                                <w:color w:val="595959"/>
+                                <w:sz w:val="21"/>
+                                <w:szCs w:val="21"/>
+                              </w:rPr>
+                              <w:t xml:space="preserve">：围绕参与方权责组织履约请求、确认与凭证，沿履约时间线追溯业务依据并检查异常责任及其数据变化，将业务讨论沉淀为对象、关系与规则。</w:t>
                             </w:r>
                           </w:p>
                           <w:p>
@@ -474,16 +474,16 @@
                                 <w:sz w:val="21"/>
                                 <w:szCs w:val="21"/>
                               </w:rPr>
-                              <w:t xml:space="preserve">请求去重与缓存管理</w:t>
-                            </w:r>
-                            <w:r>
-                              <w:rPr>
-                                <w:rFonts w:ascii="Microsoft YaHei" w:hAnsi="Microsoft YaHei" w:eastAsia="Microsoft YaHei" w:cs="Microsoft YaHei"/>
-                                <w:color w:val="595959"/>
-                                <w:sz w:val="21"/>
-                                <w:szCs w:val="21"/>
-                              </w:rPr>
-                              <w:t xml:space="preserve">：按绝对 URI 复用资源，对进行中的相同请求去重；根据写操作响应更新缓存或标记失效，通过事件订阅驱动 React 状态更新，并支持按配置刷新。</w:t>
+                              <w:t xml:space="preserve">AI Coding 交付输入</w:t>
+                            </w:r>
+                            <w:r>
+                              <w:rPr>
+                                <w:rFonts w:ascii="Microsoft YaHei" w:hAnsi="Microsoft YaHei" w:eastAsia="Microsoft YaHei" w:cs="Microsoft YaHei"/>
+                                <w:color w:val="595959"/>
+                                <w:sz w:val="21"/>
+                                <w:szCs w:val="21"/>
+                              </w:rPr>
+                              <w:t xml:space="preserve">：将确认后的业务模型映射为资源、URI、角色、HTTP 方法和业务场景，设计 RESTful API，派生 OpenAPI 文档及包含请求与预期结果的静态测试数据，为前端对接和后端 API 开发提供上下文与验收依据。</w:t>
                             </w:r>
                           </w:p>
                           <w:p>
@@ -514,16 +514,16 @@
                                 <w:sz w:val="21"/>
                                 <w:szCs w:val="21"/>
                               </w:rPr>
-                              <w:t xml:space="preserve">Schema 驱动表单</w:t>
-                            </w:r>
-                            <w:r>
-                              <w:rPr>
-                                <w:rFonts w:ascii="Microsoft YaHei" w:hAnsi="Microsoft YaHei" w:eastAsia="Microsoft YaHei" w:cs="Microsoft YaHei"/>
-                                <w:color w:val="595959"/>
-                                <w:sz w:val="21"/>
-                                <w:szCs w:val="21"/>
-                              </w:rPr>
-                              <w:t xml:space="preserve">：根据服务端动作模板的字段定义生成 Zod 校验规则与 JSON Schema 表单描述，在提交前验证数据，让字段渲染与校验使用同一份定义。</w:t>
+                              <w:t xml:space="preserve">双层循环 Harness</w:t>
+                            </w:r>
+                            <w:r>
+                              <w:rPr>
+                                <w:rFonts w:ascii="Microsoft YaHei" w:hAnsi="Microsoft YaHei" w:eastAsia="Microsoft YaHei" w:cs="Microsoft YaHei"/>
+                                <w:color w:val="595959"/>
+                                <w:sz w:val="21"/>
+                                <w:szCs w:val="21"/>
+                              </w:rPr>
+                              <w:t xml:space="preserve">：使用外层 PDCA 管理范围、审核与阶段接续，以内层 Steering Loop 组织前馈、行动、反馈和调整；以模型、API 和测试数据作为 AI Coding 的输入与检查依据，将验证结果反馈到后续修订。</w:t>
                             </w:r>
                           </w:p>
                           <w:p>
@@ -554,16 +554,16 @@
                                 <w:sz w:val="21"/>
                                 <w:szCs w:val="21"/>
                               </w:rPr>
-                              <w:t xml:space="preserve">增量迁移与兼容性回归</w:t>
-                            </w:r>
-                            <w:r>
-                              <w:rPr>
-                                <w:rFonts w:ascii="Microsoft YaHei" w:hAnsi="Microsoft YaHei" w:eastAsia="Microsoft YaHei" w:cs="Microsoft YaHei"/>
-                                <w:color w:val="595959"/>
-                                <w:sz w:val="21"/>
-                                <w:szCs w:val="21"/>
-                              </w:rPr>
-                              <w:t xml:space="preserve">：以工作区导航为试点，与后端协同在 API 表达层增量接入契约，保持表结构、原有请求参数和保存接口响应不变；用 AI 辅助生成工作流保存与发布的端到端用例，并在改造后执行回归。</w:t>
+                              <w:t xml:space="preserve">桌面端增量建模</w:t>
+                            </w:r>
+                            <w:r>
+                              <w:rPr>
+                                <w:rFonts w:ascii="Microsoft YaHei" w:hAnsi="Microsoft YaHei" w:eastAsia="Microsoft YaHei" w:cs="Microsoft YaHei"/>
+                                <w:color w:val="595959"/>
+                                <w:sz w:val="21"/>
+                                <w:szCs w:val="21"/>
+                              </w:rPr>
+                              <w:t xml:space="preserve">：使用 Electron、React、React Flow 与 Pi SDK 承载建模过程，驱动 AI 增量修改本地模型文件，执行阶段检查，并在每轮结束后重读完整模型和刷新图谱。</w:t>
                             </w:r>
                           </w:p>
                         </w:txbxContent>
@@ -606,7 +606,7 @@
                           <w:sz w:val="23"/>
                           <w:szCs w:val="23"/>
                         </w:rPr>
-                        <w:t xml:space="preserve">AI 辅助领域建模与 API 设计平台</w:t>
+                        <w:t xml:space="preserve">企业级前端监控 SDK 与数据采集系统</w:t>
                       </w:r>
                     </w:p>
                     <w:p>
@@ -648,7 +648,7 @@
                           <w:sz w:val="21"/>
                           <w:szCs w:val="21"/>
                         </w:rPr>
-                        <w:t xml:space="preserve">：Electron、React、React Flow、Pi SDK、OpenAPI、Nx + pnpm</w:t>
+                        <w:t xml:space="preserve">：TypeScript、PerformanceObserver / Web Vitals、NestJS、Kafka、ClickHouse、TypeORM、PostgreSQL、Nx + pnpm</w:t>
                       </w:r>
                     </w:p>
                     <w:p>
@@ -679,7 +679,7 @@
                           <w:sz w:val="21"/>
                           <w:szCs w:val="21"/>
                         </w:rPr>
-                        <w:t xml:space="preserve">：设计并实现桌面端 AI 辅助领域建模与 API 设计平台，以真实约定和合同上下文统一业务分析起点，按履约与凭证关系澄清业务规则，将结构化模型衔接为 API 契约、接口文档与静态测试资产，供业务、产品和研发共同核对与消费。</w:t>
+                        <w:t xml:space="preserve">：主导构建企业级前端监控 SDK 与数据采集系统，贯通浏览器采集、批量上报、服务端处理和数据存储查询。</w:t>
                       </w:r>
                     </w:p>
                     <w:p>
@@ -710,16 +710,16 @@
                           <w:sz w:val="21"/>
                           <w:szCs w:val="21"/>
                         </w:rPr>
-                        <w:t xml:space="preserve">权责驱动建模</w:t>
-                      </w:r>
-                      <w:r>
-                        <w:rPr>
-                          <w:rFonts w:ascii="Microsoft YaHei" w:hAnsi="Microsoft YaHei" w:eastAsia="Microsoft YaHei" w:cs="Microsoft YaHei"/>
-                          <w:color w:val="595959"/>
-                          <w:sz w:val="21"/>
-                          <w:szCs w:val="21"/>
-                        </w:rPr>
-                        <w:t xml:space="preserve">：设计以真实约定和合同上下文为共同起点的建模流程，围绕双方权责组织履约请求、确认与凭证，沿履约时间线追溯业务依据并递进检查异常责任，将分析结果沉淀为对象、关系与规则，供业务、产品和研发沿一致路径核对。</w:t>
+                        <w:t xml:space="preserve">SDK 与多框架适配</w:t>
+                      </w:r>
+                      <w:r>
+                        <w:rPr>
+                          <w:rFonts w:ascii="Microsoft YaHei" w:hAnsi="Microsoft YaHei" w:eastAsia="Microsoft YaHei" w:cs="Microsoft YaHei"/>
+                          <w:color w:val="595959"/>
+                          <w:sz w:val="21"/>
+                          <w:szCs w:val="21"/>
+                        </w:rPr>
+                        <w:t xml:space="preserve">：按核心层、浏览器层和框架适配层组织 SDK，以统一事件和插件机制支持 React、Vue、Vanilla JS 接入。</w:t>
                       </w:r>
                     </w:p>
                     <w:p>
@@ -750,16 +750,16 @@
                           <w:sz w:val="21"/>
                           <w:szCs w:val="21"/>
                         </w:rPr>
-                        <w:t xml:space="preserve">双层循环 Harness</w:t>
-                      </w:r>
-                      <w:r>
-                        <w:rPr>
-                          <w:rFonts w:ascii="Microsoft YaHei" w:hAnsi="Microsoft YaHei" w:eastAsia="Microsoft YaHei" w:cs="Microsoft YaHei"/>
-                          <w:color w:val="595959"/>
-                          <w:sz w:val="21"/>
-                          <w:szCs w:val="21"/>
-                        </w:rPr>
-                        <w:t xml:space="preserve">：设计并实际使用外层 PDCA 管理范围、审核与阶段接续，以内层 Steering Loop 组织前馈、行动、反馈和调整，控制单次模型修改的质量。</w:t>
+                        <w:t xml:space="preserve">性能与异常采集</w:t>
+                      </w:r>
+                      <w:r>
+                        <w:rPr>
+                          <w:rFonts w:ascii="Microsoft YaHei" w:hAnsi="Microsoft YaHei" w:eastAsia="Microsoft YaHei" w:cs="Microsoft YaHei"/>
+                          <w:color w:val="595959"/>
+                          <w:sz w:val="21"/>
+                          <w:szCs w:val="21"/>
+                        </w:rPr>
+                        <w:t xml:space="preserve">：使用 PerformanceObserver / Web Vitals 采集 FCP、LCP、CLS 等指标，并统一捕获全局错误、Promise rejection 和框架异常。</w:t>
                       </w:r>
                     </w:p>
                     <w:p>
@@ -790,16 +790,16 @@
                           <w:sz w:val="21"/>
                           <w:szCs w:val="21"/>
                         </w:rPr>
-                        <w:t xml:space="preserve">桌面端增量建模</w:t>
-                      </w:r>
-                      <w:r>
-                        <w:rPr>
-                          <w:rFonts w:ascii="Microsoft YaHei" w:hAnsi="Microsoft YaHei" w:eastAsia="Microsoft YaHei" w:cs="Microsoft YaHei"/>
-                          <w:color w:val="595959"/>
-                          <w:sz w:val="21"/>
-                          <w:szCs w:val="21"/>
-                        </w:rPr>
-                        <w:t xml:space="preserve">：采用 Electron、React 与 React Flow 承载建模界面，通过 Pi SDK 驱动 AI 直接增量修改本地模型文件，生成阶段校验结构与格式，每轮结束后重读完整模型并全量刷新图谱。</w:t>
+                        <w:t xml:space="preserve">数据接收与异步处理</w:t>
+                      </w:r>
+                      <w:r>
+                        <w:rPr>
+                          <w:rFonts w:ascii="Microsoft YaHei" w:hAnsi="Microsoft YaHei" w:eastAsia="Microsoft YaHei" w:cs="Microsoft YaHei"/>
+                          <w:color w:val="595959"/>
+                          <w:sz w:val="21"/>
+                          <w:szCs w:val="21"/>
+                        </w:rPr>
+                        <w:t xml:space="preserve">：使用 NestJS 接收 SDK 上报事件，以统一协议规范数据，并通过 Kafka 完成异步处理。</w:t>
                       </w:r>
                     </w:p>
                     <w:p>
@@ -830,16 +830,16 @@
                           <w:sz w:val="21"/>
                           <w:szCs w:val="21"/>
                         </w:rPr>
-                        <w:t xml:space="preserve">模型驱动 API 交付</w:t>
-                      </w:r>
-                      <w:r>
-                        <w:rPr>
-                          <w:rFonts w:ascii="Microsoft YaHei" w:hAnsi="Microsoft YaHei" w:eastAsia="Microsoft YaHei" w:cs="Microsoft YaHei"/>
-                          <w:color w:val="595959"/>
-                          <w:sz w:val="21"/>
-                          <w:szCs w:val="21"/>
-                        </w:rPr>
-                        <w:t xml:space="preserve">：从业务操作在领域模型中的落点识别资源，沿聚合关系设计 URI，按角色、HTTP 方法和业务场景筛选接口能力，并通过超媒体链接导航关联资源；将接口放回正常与异常业务流程检查覆盖，生成 OpenAPI 文档及包含请求、预期结果的静态测试向量，支撑前后端实现与验收。</w:t>
+                        <w:t xml:space="preserve">存储查询与性能结果</w:t>
+                      </w:r>
+                      <w:r>
+                        <w:rPr>
+                          <w:rFonts w:ascii="Microsoft YaHei" w:hAnsi="Microsoft YaHei" w:eastAsia="Microsoft YaHei" w:cs="Microsoft YaHei"/>
+                          <w:color w:val="595959"/>
+                          <w:sz w:val="21"/>
+                          <w:szCs w:val="21"/>
+                        </w:rPr>
+                        <w:t xml:space="preserve">：使用 ClickHouse 完成监控数据存储与查询，打通采集处理链路，使系统响应性能提升 50%。</w:t>
                       </w:r>
                     </w:p>
                     <w:p>
@@ -861,7 +861,7 @@
                           <w:sz w:val="23"/>
                           <w:szCs w:val="23"/>
                         </w:rPr>
-                        <w:t xml:space="preserve">HATEOAS 资源契约与 TypeScript SDK 开发</w:t>
+                        <w:t xml:space="preserve">AI 原生领域建模与 API 设计平台</w:t>
                       </w:r>
                     </w:p>
                     <w:p>
@@ -881,7 +881,7 @@
                           <w:sz w:val="21"/>
                           <w:szCs w:val="21"/>
                         </w:rPr>
-                        <w:t xml:space="preserve">上海易校｜高级前端专家</w:t>
+                        <w:t xml:space="preserve">上海鼎歆｜全栈工程师</w:t>
                         <w:br/>
                         <w:t xml:space="preserve"/>
                       </w:r>
@@ -903,7 +903,7 @@
                           <w:sz w:val="21"/>
                           <w:szCs w:val="21"/>
                         </w:rPr>
-                        <w:t xml:space="preserve">：TypeScript、React Hooks、HAL / HAL-FORMS、Zod、Nx + pnpm、Vite、Vitest、MSW、Testing Library、TypeDoc</w:t>
+                        <w:t xml:space="preserve">：Electron、React、React Flow、Pi SDK、OpenAPI、Nx + pnpm</w:t>
                       </w:r>
                     </w:p>
                     <w:p>
@@ -934,7 +934,7 @@
                           <w:sz w:val="21"/>
                           <w:szCs w:val="21"/>
                         </w:rPr>
-                        <w:t xml:space="preserve">：面向低代码平台的复杂权限体系，设计 HATEOAS 资源契约与 SDK，将权限判断收敛到服务端，减少前端维护与后端一致的权限和操作可用性判断逻辑；PC 与移动端按服务端返回的资源关系、可执行动作及字段约束组织交互。</w:t>
+                        <w:t xml:space="preserve">：设计并实现桌面端 AI 原生领域建模与 API 设计平台，以企业运营合约为业务分析起点，梳理参与方、权责、履约流程及异常责任带来的数据变化，沉淀业务模型、RESTful API 与测试数据；以业务语义和契约剥离语言、框架细节，为不同技术栈的 AI Coding 提供可迁移的结构化上下文和验证依据。</w:t>
                       </w:r>
                     </w:p>
                     <w:p>
@@ -965,16 +965,16 @@
                           <w:sz w:val="21"/>
                           <w:szCs w:val="21"/>
                         </w:rPr>
-                        <w:t xml:space="preserve">资源契约与 SDK 分层</w:t>
-                      </w:r>
-                      <w:r>
-                        <w:rPr>
-                          <w:rFonts w:ascii="Microsoft YaHei" w:hAnsi="Microsoft YaHei" w:eastAsia="Microsoft YaHei" w:cs="Microsoft YaHei"/>
-                          <w:color w:val="595959"/>
-                          <w:sz w:val="21"/>
-                          <w:szCs w:val="21"/>
-                        </w:rPr>
-                        <w:t xml:space="preserve">：与后端协同设计 HAL / HAL-FORMS 资源关系和动作模板，实现框架无关的 TypeScript 核心与 React Hooks 适配层，分离资源定位、响应快照和动作提交，统一多端接入方式。</w:t>
+                        <w:t xml:space="preserve">运营合约建模</w:t>
+                      </w:r>
+                      <w:r>
+                        <w:rPr>
+                          <w:rFonts w:ascii="Microsoft YaHei" w:hAnsi="Microsoft YaHei" w:eastAsia="Microsoft YaHei" w:cs="Microsoft YaHei"/>
+                          <w:color w:val="595959"/>
+                          <w:sz w:val="21"/>
+                          <w:szCs w:val="21"/>
+                        </w:rPr>
+                        <w:t xml:space="preserve">：围绕参与方权责组织履约请求、确认与凭证，沿履约时间线追溯业务依据并检查异常责任及其数据变化，将业务讨论沉淀为对象、关系与规则。</w:t>
                       </w:r>
                     </w:p>
                     <w:p>
@@ -1005,16 +1005,16 @@
                           <w:sz w:val="21"/>
                           <w:szCs w:val="21"/>
                         </w:rPr>
-                        <w:t xml:space="preserve">请求去重与缓存管理</w:t>
-                      </w:r>
-                      <w:r>
-                        <w:rPr>
-                          <w:rFonts w:ascii="Microsoft YaHei" w:hAnsi="Microsoft YaHei" w:eastAsia="Microsoft YaHei" w:cs="Microsoft YaHei"/>
-                          <w:color w:val="595959"/>
-                          <w:sz w:val="21"/>
-                          <w:szCs w:val="21"/>
-                        </w:rPr>
-                        <w:t xml:space="preserve">：按绝对 URI 复用资源，对进行中的相同请求去重；根据写操作响应更新缓存或标记失效，通过事件订阅驱动 React 状态更新，并支持按配置刷新。</w:t>
+                        <w:t xml:space="preserve">AI Coding 交付输入</w:t>
+                      </w:r>
+                      <w:r>
+                        <w:rPr>
+                          <w:rFonts w:ascii="Microsoft YaHei" w:hAnsi="Microsoft YaHei" w:eastAsia="Microsoft YaHei" w:cs="Microsoft YaHei"/>
+                          <w:color w:val="595959"/>
+                          <w:sz w:val="21"/>
+                          <w:szCs w:val="21"/>
+                        </w:rPr>
+                        <w:t xml:space="preserve">：将确认后的业务模型映射为资源、URI、角色、HTTP 方法和业务场景，设计 RESTful API，派生 OpenAPI 文档及包含请求与预期结果的静态测试数据，为前端对接和后端 API 开发提供上下文与验收依据。</w:t>
                       </w:r>
                     </w:p>
                     <w:p>
@@ -1045,16 +1045,16 @@
                           <w:sz w:val="21"/>
                           <w:szCs w:val="21"/>
                         </w:rPr>
-                        <w:t xml:space="preserve">Schema 驱动表单</w:t>
-                      </w:r>
-                      <w:r>
-                        <w:rPr>
-                          <w:rFonts w:ascii="Microsoft YaHei" w:hAnsi="Microsoft YaHei" w:eastAsia="Microsoft YaHei" w:cs="Microsoft YaHei"/>
-                          <w:color w:val="595959"/>
-                          <w:sz w:val="21"/>
-                          <w:szCs w:val="21"/>
-                        </w:rPr>
-                        <w:t xml:space="preserve">：根据服务端动作模板的字段定义生成 Zod 校验规则与 JSON Schema 表单描述，在提交前验证数据，让字段渲染与校验使用同一份定义。</w:t>
+                        <w:t xml:space="preserve">双层循环 Harness</w:t>
+                      </w:r>
+                      <w:r>
+                        <w:rPr>
+                          <w:rFonts w:ascii="Microsoft YaHei" w:hAnsi="Microsoft YaHei" w:eastAsia="Microsoft YaHei" w:cs="Microsoft YaHei"/>
+                          <w:color w:val="595959"/>
+                          <w:sz w:val="21"/>
+                          <w:szCs w:val="21"/>
+                        </w:rPr>
+                        <w:t xml:space="preserve">：使用外层 PDCA 管理范围、审核与阶段接续，以内层 Steering Loop 组织前馈、行动、反馈和调整；以模型、API 和测试数据作为 AI Coding 的输入与检查依据，将验证结果反馈到后续修订。</w:t>
                       </w:r>
                     </w:p>
                     <w:p>
@@ -1085,16 +1085,16 @@
                           <w:sz w:val="21"/>
                           <w:szCs w:val="21"/>
                         </w:rPr>
-                        <w:t xml:space="preserve">增量迁移与兼容性回归</w:t>
-                      </w:r>
-                      <w:r>
-                        <w:rPr>
-                          <w:rFonts w:ascii="Microsoft YaHei" w:hAnsi="Microsoft YaHei" w:eastAsia="Microsoft YaHei" w:cs="Microsoft YaHei"/>
-                          <w:color w:val="595959"/>
-                          <w:sz w:val="21"/>
-                          <w:szCs w:val="21"/>
-                        </w:rPr>
-                        <w:t xml:space="preserve">：以工作区导航为试点，与后端协同在 API 表达层增量接入契约，保持表结构、原有请求参数和保存接口响应不变；用 AI 辅助生成工作流保存与发布的端到端用例，并在改造后执行回归。</w:t>
+                        <w:t xml:space="preserve">桌面端增量建模</w:t>
+                      </w:r>
+                      <w:r>
+                        <w:rPr>
+                          <w:rFonts w:ascii="Microsoft YaHei" w:hAnsi="Microsoft YaHei" w:eastAsia="Microsoft YaHei" w:cs="Microsoft YaHei"/>
+                          <w:color w:val="595959"/>
+                          <w:sz w:val="21"/>
+                          <w:szCs w:val="21"/>
+                        </w:rPr>
+                        <w:t xml:space="preserve">：使用 Electron、React、React Flow 与 Pi SDK 承载建模过程，驱动 AI 增量修改本地模型文件，执行阶段检查，并在每轮结束后重读完整模型和刷新图谱。</w:t>
                       </w:r>
                     </w:p>
                   </w:txbxContent>
@@ -2060,16 +2060,16 @@
                                 <w:sz w:val="21"/>
                                 <w:szCs w:val="21"/>
                               </w:rPr>
-                              <w:t xml:space="preserve">业务理解与建模</w:t>
-                            </w:r>
-                            <w:r>
-                              <w:rPr>
-                                <w:rFonts w:ascii="Microsoft YaHei" w:hAnsi="Microsoft YaHei" w:eastAsia="Microsoft YaHei" w:cs="Microsoft YaHei"/>
-                                <w:color w:val="595959"/>
-                                <w:sz w:val="21"/>
-                                <w:szCs w:val="21"/>
-                              </w:rPr>
-                              <w:t xml:space="preserve">：梳理参与方、权责、履约流程与异常责任，沉淀业务模型、规则和 API 契约，支撑研发实现与验收。</w:t>
+                              <w:t xml:space="preserve">业务理解与 AI Coding 建模</w:t>
+                            </w:r>
+                            <w:r>
+                              <w:rPr>
+                                <w:rFonts w:ascii="Microsoft YaHei" w:hAnsi="Microsoft YaHei" w:eastAsia="Microsoft YaHei" w:cs="Microsoft YaHei"/>
+                                <w:color w:val="595959"/>
+                                <w:sz w:val="21"/>
+                                <w:szCs w:val="21"/>
+                              </w:rPr>
+                              <w:t xml:space="preserve">：以企业运营合约为起点，梳理参与方、权责、履约流程及异常责任带来的数据变化，沉淀业务模型、RESTful API 与测试数据；以业务语义和契约剥离语言、框架细节，为不同技术栈的 AI Coding 提供可迁移的上下文和验证依据。</w:t>
                             </w:r>
                           </w:p>
                           <w:p>
@@ -2100,16 +2100,16 @@
                                 <w:sz w:val="21"/>
                                 <w:szCs w:val="21"/>
                               </w:rPr>
-                              <w:t xml:space="preserve">AI 研发效能与 Agent Harness 建设</w:t>
-                            </w:r>
-                            <w:r>
-                              <w:rPr>
-                                <w:rFonts w:ascii="Microsoft YaHei" w:hAnsi="Microsoft YaHei" w:eastAsia="Microsoft YaHei" w:cs="Microsoft YaHei"/>
-                                <w:color w:val="595959"/>
-                                <w:sz w:val="21"/>
-                                <w:szCs w:val="21"/>
-                              </w:rPr>
-                              <w:t xml:space="preserve">：设计并使用可复用的 AI 研发流程，贯通任务拆解、开发规范、自动验证与交接；按任务组织上下文，以参考实现和存量代码治理保持实现与约定一致。</w:t>
+                              <w:t xml:space="preserve">AI Coding 工作流与 Agent Harness</w:t>
+                            </w:r>
+                            <w:r>
+                              <w:rPr>
+                                <w:rFonts w:ascii="Microsoft YaHei" w:hAnsi="Microsoft YaHei" w:eastAsia="Microsoft YaHei" w:cs="Microsoft YaHei"/>
+                                <w:color w:val="595959"/>
+                                <w:sz w:val="21"/>
+                                <w:szCs w:val="21"/>
+                              </w:rPr>
+                              <w:t xml:space="preserve">：围绕上述建模产物组织任务拆解、开发规范、自动验证与结果交接，构建“上下文—实现—验证—反馈”循环，以参考实现和渐进治理保持代码与业务约定一致。</w:t>
                             </w:r>
                           </w:p>
                           <w:p>
@@ -2149,9 +2149,8 @@
                                 <w:sz w:val="21"/>
                                 <w:szCs w:val="21"/>
                               </w:rPr>
-                              <w:t xml:space="preserve">：基于 React、TypeScript，</w:t>
-                              <w:br/>
-                              <w:t xml:space="preserve">使用 React Flow、Tiptap 构建流程画布与结构化变量编辑器。</w:t>
+                              <w:t xml:space="preserve">：使用 React、TypeScript、React Flow、Tiptap 构建流程画布与结构化变量编辑器。</w:t>
+                              <w:t xml:space="preserve"/>
                             </w:r>
                           </w:p>
                           <w:p>
@@ -2319,16 +2318,16 @@
                           <w:sz w:val="21"/>
                           <w:szCs w:val="21"/>
                         </w:rPr>
-                        <w:t xml:space="preserve">业务理解与建模</w:t>
-                      </w:r>
-                      <w:r>
-                        <w:rPr>
-                          <w:rFonts w:ascii="Microsoft YaHei" w:hAnsi="Microsoft YaHei" w:eastAsia="Microsoft YaHei" w:cs="Microsoft YaHei"/>
-                          <w:color w:val="595959"/>
-                          <w:sz w:val="21"/>
-                          <w:szCs w:val="21"/>
-                        </w:rPr>
-                        <w:t xml:space="preserve">：梳理参与方、权责、履约流程与异常责任，沉淀业务模型、规则和 API 契约，支撑研发实现与验收。</w:t>
+                        <w:t xml:space="preserve">业务理解与 AI Coding 建模</w:t>
+                      </w:r>
+                      <w:r>
+                        <w:rPr>
+                          <w:rFonts w:ascii="Microsoft YaHei" w:hAnsi="Microsoft YaHei" w:eastAsia="Microsoft YaHei" w:cs="Microsoft YaHei"/>
+                          <w:color w:val="595959"/>
+                          <w:sz w:val="21"/>
+                          <w:szCs w:val="21"/>
+                        </w:rPr>
+                        <w:t xml:space="preserve">：以企业运营合约为起点，梳理参与方、权责、履约流程及异常责任带来的数据变化，沉淀业务模型、RESTful API 与测试数据；以业务语义和契约剥离语言、框架细节，为不同技术栈的 AI Coding 提供可迁移的上下文和验证依据。</w:t>
                       </w:r>
                     </w:p>
                     <w:p>
@@ -2359,16 +2358,16 @@
                           <w:sz w:val="21"/>
                           <w:szCs w:val="21"/>
                         </w:rPr>
-                        <w:t xml:space="preserve">AI 研发效能与 Agent Harness 建设</w:t>
-                      </w:r>
-                      <w:r>
-                        <w:rPr>
-                          <w:rFonts w:ascii="Microsoft YaHei" w:hAnsi="Microsoft YaHei" w:eastAsia="Microsoft YaHei" w:cs="Microsoft YaHei"/>
-                          <w:color w:val="595959"/>
-                          <w:sz w:val="21"/>
-                          <w:szCs w:val="21"/>
-                        </w:rPr>
-                        <w:t xml:space="preserve">：设计并使用可复用的 AI 研发流程，贯通任务拆解、开发规范、自动验证与交接；按任务组织上下文，以参考实现和存量代码治理保持实现与约定一致。</w:t>
+                        <w:t xml:space="preserve">AI Coding 工作流与 Agent Harness</w:t>
+                      </w:r>
+                      <w:r>
+                        <w:rPr>
+                          <w:rFonts w:ascii="Microsoft YaHei" w:hAnsi="Microsoft YaHei" w:eastAsia="Microsoft YaHei" w:cs="Microsoft YaHei"/>
+                          <w:color w:val="595959"/>
+                          <w:sz w:val="21"/>
+                          <w:szCs w:val="21"/>
+                        </w:rPr>
+                        <w:t xml:space="preserve">：围绕上述建模产物组织任务拆解、开发规范、自动验证与结果交接，构建“上下文—实现—验证—反馈”循环，以参考实现和渐进治理保持代码与业务约定一致。</w:t>
                       </w:r>
                     </w:p>
                     <w:p>
@@ -2408,9 +2407,8 @@
                           <w:sz w:val="21"/>
                           <w:szCs w:val="21"/>
                         </w:rPr>
-                        <w:t xml:space="preserve">：基于 React、TypeScript，</w:t>
-                        <w:br/>
-                        <w:t xml:space="preserve">使用 React Flow、Tiptap 构建流程画布与结构化变量编辑器。</w:t>
+                        <w:t xml:space="preserve">：使用 React、TypeScript、React Flow、Tiptap 构建流程画布与结构化变量编辑器。</w:t>
+                        <w:t xml:space="preserve"/>
                       </w:r>
                     </w:p>
                     <w:p>
@@ -4367,7 +4365,7 @@
                               <w:keepLines w:val="false"/>
                               <w:widowControl w:val="false"/>
                               <w:snapToGrid w:val="false"/>
-                              <w:spacing w:before="0" w:after="60" w:line="300" w:lineRule="exact"/>
+                              <w:spacing w:before="0" w:after="60" w:line="290" w:lineRule="exact"/>
                               <w:ind w:left="0" w:firstLine="0"/>
                               <w:jc w:val="left"/>
                             </w:pPr>
@@ -4409,7 +4407,7 @@
                               <w:keepLines w:val="false"/>
                               <w:widowControl w:val="false"/>
                               <w:snapToGrid w:val="false"/>
-                              <w:spacing w:before="0" w:after="40" w:line="300" w:lineRule="exact"/>
+                              <w:spacing w:before="0" w:after="40" w:line="290" w:lineRule="exact"/>
                               <w:ind w:left="0" w:firstLine="0"/>
                               <w:jc w:val="left"/>
                             </w:pPr>
@@ -4440,7 +4438,7 @@
                               <w:keepLines w:val="false"/>
                               <w:widowControl w:val="false"/>
                               <w:snapToGrid w:val="false"/>
-                              <w:spacing w:before="0" w:after="40" w:line="300" w:lineRule="exact"/>
+                              <w:spacing w:before="0" w:after="40" w:line="290" w:lineRule="exact"/>
                               <w:ind w:left="180" w:hanging="180"/>
                               <w:jc w:val="left"/>
                             </w:pPr>
@@ -4480,7 +4478,7 @@
                               <w:keepLines w:val="false"/>
                               <w:widowControl w:val="false"/>
                               <w:snapToGrid w:val="false"/>
-                              <w:spacing w:before="0" w:after="40" w:line="300" w:lineRule="exact"/>
+                              <w:spacing w:before="0" w:after="40" w:line="290" w:lineRule="exact"/>
                               <w:ind w:left="180" w:hanging="180"/>
                               <w:jc w:val="left"/>
                             </w:pPr>
@@ -4520,7 +4518,7 @@
                               <w:keepLines w:val="false"/>
                               <w:widowControl w:val="false"/>
                               <w:snapToGrid w:val="false"/>
-                              <w:spacing w:before="0" w:after="40" w:line="300" w:lineRule="exact"/>
+                              <w:spacing w:before="0" w:after="40" w:line="290" w:lineRule="exact"/>
                               <w:ind w:left="180" w:hanging="180"/>
                               <w:jc w:val="left"/>
                             </w:pPr>
@@ -4560,7 +4558,7 @@
                               <w:keepLines w:val="false"/>
                               <w:widowControl w:val="false"/>
                               <w:snapToGrid w:val="false"/>
-                              <w:spacing w:before="0" w:after="40" w:line="300" w:lineRule="exact"/>
+                              <w:spacing w:before="0" w:after="40" w:line="290" w:lineRule="exact"/>
                               <w:ind w:left="180" w:hanging="180"/>
                               <w:jc w:val="left"/>
                             </w:pPr>
@@ -4613,7 +4611,7 @@
                                 <w:sz w:val="23"/>
                                 <w:szCs w:val="23"/>
                               </w:rPr>
-                              <w:t xml:space="preserve">企业级前端监控 SDK 与数据采集系统</w:t>
+                              <w:t xml:space="preserve">HATEOAS 资源契约与 TypeScript SDK 开发</w:t>
                             </w:r>
                           </w:p>
                           <w:p>
@@ -4622,7 +4620,7 @@
                               <w:keepLines w:val="false"/>
                               <w:widowControl w:val="false"/>
                               <w:snapToGrid w:val="false"/>
-                              <w:spacing w:before="0" w:after="60" w:line="300" w:lineRule="exact"/>
+                              <w:spacing w:before="0" w:after="60" w:line="290" w:lineRule="exact"/>
                               <w:ind w:left="0" w:firstLine="0"/>
                               <w:jc w:val="left"/>
                             </w:pPr>
@@ -4655,7 +4653,7 @@
                                 <w:sz w:val="21"/>
                                 <w:szCs w:val="21"/>
                               </w:rPr>
-                              <w:t xml:space="preserve">：TypeScript、PerformanceObserver / Web Vitals、Fetch / XMLHttpRequest、Sourcemap、NestJS、Kafka、ClickHouse、TypeORM、PostgreSQL、Nx + pnpm</w:t>
+                              <w:t xml:space="preserve">：TypeScript、React Hooks、HAL / HAL-FORMS、Zod、Nx + pnpm、Vite、Vitest、MSW、Testing Library、TypeDoc</w:t>
                             </w:r>
                           </w:p>
                           <w:p>
@@ -4664,7 +4662,7 @@
                               <w:keepLines w:val="false"/>
                               <w:widowControl w:val="false"/>
                               <w:snapToGrid w:val="false"/>
-                              <w:spacing w:before="0" w:after="40" w:line="300" w:lineRule="exact"/>
+                              <w:spacing w:before="0" w:after="40" w:line="290" w:lineRule="exact"/>
                               <w:ind w:left="0" w:firstLine="0"/>
                               <w:jc w:val="left"/>
                             </w:pPr>
@@ -4686,7 +4684,7 @@
                                 <w:sz w:val="21"/>
                                 <w:szCs w:val="21"/>
                               </w:rPr>
-                              <w:t xml:space="preserve">：主导并构建企业级前端监控 SDK，实现监控采集和数据处理，形成覆盖前端性能和异常监控的完整解决方案。</w:t>
+                              <w:t xml:space="preserve">：面向低代码平台的复杂权限体系，设计 HATEOAS 资源契约与 SDK，将权限判断收敛到服务端，减少前端维护与后端一致的权限和操作可用性判断逻辑；PC 与移动端按服务端返回的资源关系、可执行动作及字段约束组织交互。</w:t>
                             </w:r>
                           </w:p>
                           <w:p>
@@ -4695,7 +4693,7 @@
                               <w:keepLines w:val="false"/>
                               <w:widowControl w:val="false"/>
                               <w:snapToGrid w:val="false"/>
-                              <w:spacing w:before="0" w:after="40" w:line="300" w:lineRule="exact"/>
+                              <w:spacing w:before="0" w:after="40" w:line="290" w:lineRule="exact"/>
                               <w:ind w:left="180" w:hanging="180"/>
                               <w:jc w:val="left"/>
                             </w:pPr>
@@ -4717,16 +4715,16 @@
                                 <w:sz w:val="21"/>
                                 <w:szCs w:val="21"/>
                               </w:rPr>
-                              <w:t xml:space="preserve">SDK 架构设计</w:t>
-                            </w:r>
-                            <w:r>
-                              <w:rPr>
-                                <w:rFonts w:ascii="Microsoft YaHei" w:hAnsi="Microsoft YaHei" w:eastAsia="Microsoft YaHei" w:cs="Microsoft YaHei"/>
-                                <w:color w:val="595959"/>
-                                <w:sz w:val="21"/>
-                                <w:szCs w:val="21"/>
-                              </w:rPr>
-                              <w:t xml:space="preserve">：设计并实现了基于核心包和适配包的 SDK 架构，通过插件化机制支持多框架（React、Vue、Vanilla JS）集成，支持自定义监控项和扩展性增强。</w:t>
+                              <w:t xml:space="preserve">资源契约与 SDK 分层</w:t>
+                            </w:r>
+                            <w:r>
+                              <w:rPr>
+                                <w:rFonts w:ascii="Microsoft YaHei" w:hAnsi="Microsoft YaHei" w:eastAsia="Microsoft YaHei" w:cs="Microsoft YaHei"/>
+                                <w:color w:val="595959"/>
+                                <w:sz w:val="21"/>
+                                <w:szCs w:val="21"/>
+                              </w:rPr>
+                              <w:t xml:space="preserve">：与后端协同设计 HAL / HAL-FORMS 资源关系和动作模板，实现框架无关的 TypeScript 核心与 React Hooks 适配层，分离资源定位、响应快照和动作提交，统一多端接入方式。</w:t>
                             </w:r>
                           </w:p>
                           <w:p>
@@ -4735,7 +4733,7 @@
                               <w:keepLines w:val="false"/>
                               <w:widowControl w:val="false"/>
                               <w:snapToGrid w:val="false"/>
-                              <w:spacing w:before="0" w:after="40" w:line="300" w:lineRule="exact"/>
+                              <w:spacing w:before="0" w:after="40" w:line="290" w:lineRule="exact"/>
                               <w:ind w:left="180" w:hanging="180"/>
                               <w:jc w:val="left"/>
                             </w:pPr>
@@ -4757,16 +4755,16 @@
                                 <w:sz w:val="21"/>
                                 <w:szCs w:val="21"/>
                               </w:rPr>
-                              <w:t xml:space="preserve">监控方案建设</w:t>
-                            </w:r>
-                            <w:r>
-                              <w:rPr>
-                                <w:rFonts w:ascii="Microsoft YaHei" w:hAnsi="Microsoft YaHei" w:eastAsia="Microsoft YaHei" w:cs="Microsoft YaHei"/>
-                                <w:color w:val="595959"/>
-                                <w:sz w:val="21"/>
-                                <w:szCs w:val="21"/>
-                              </w:rPr>
-                              <w:t xml:space="preserve">：构建了全面的性能和异常监控方案，覆盖了 FCP、LCP、CLS 等多项核心指标和 JavaScript 异常采集，提升了监控的广度与深度。</w:t>
+                              <w:t xml:space="preserve">请求去重与缓存管理</w:t>
+                            </w:r>
+                            <w:r>
+                              <w:rPr>
+                                <w:rFonts w:ascii="Microsoft YaHei" w:hAnsi="Microsoft YaHei" w:eastAsia="Microsoft YaHei" w:cs="Microsoft YaHei"/>
+                                <w:color w:val="595959"/>
+                                <w:sz w:val="21"/>
+                                <w:szCs w:val="21"/>
+                              </w:rPr>
+                              <w:t xml:space="preserve">：按绝对 URI 复用资源，对进行中的相同请求去重；根据写操作响应更新缓存或标记失效，通过事件订阅驱动 React 状态更新，并支持按配置刷新。</w:t>
                             </w:r>
                           </w:p>
                           <w:p>
@@ -4775,7 +4773,7 @@
                               <w:keepLines w:val="false"/>
                               <w:widowControl w:val="false"/>
                               <w:snapToGrid w:val="false"/>
-                              <w:spacing w:before="0" w:after="40" w:line="300" w:lineRule="exact"/>
+                              <w:spacing w:before="0" w:after="40" w:line="290" w:lineRule="exact"/>
                               <w:ind w:left="180" w:hanging="180"/>
                               <w:jc w:val="left"/>
                             </w:pPr>
@@ -4797,16 +4795,16 @@
                                 <w:sz w:val="21"/>
                                 <w:szCs w:val="21"/>
                               </w:rPr>
-                              <w:t xml:space="preserve">数据采集与处理</w:t>
-                            </w:r>
-                            <w:r>
-                              <w:rPr>
-                                <w:rFonts w:ascii="Microsoft YaHei" w:hAnsi="Microsoft YaHei" w:eastAsia="Microsoft YaHei" w:cs="Microsoft YaHei"/>
-                                <w:color w:val="595959"/>
-                                <w:sz w:val="21"/>
-                                <w:szCs w:val="21"/>
-                              </w:rPr>
-                              <w:t xml:space="preserve">：使用 NestJS 和 Kafka 设计并构建了数据采集和处理的后端系统，系统的响应性能提升了 50%。</w:t>
+                              <w:t xml:space="preserve">Schema 驱动表单</w:t>
+                            </w:r>
+                            <w:r>
+                              <w:rPr>
+                                <w:rFonts w:ascii="Microsoft YaHei" w:hAnsi="Microsoft YaHei" w:eastAsia="Microsoft YaHei" w:cs="Microsoft YaHei"/>
+                                <w:color w:val="595959"/>
+                                <w:sz w:val="21"/>
+                                <w:szCs w:val="21"/>
+                              </w:rPr>
+                              <w:t xml:space="preserve">：根据服务端动作模板的字段定义生成 Zod 校验规则与 JSON Schema 表单描述，在提交前验证数据，让字段渲染与校验使用同一份定义。</w:t>
                             </w:r>
                           </w:p>
                           <w:p>
@@ -4815,7 +4813,7 @@
                               <w:keepLines w:val="false"/>
                               <w:widowControl w:val="false"/>
                               <w:snapToGrid w:val="false"/>
-                              <w:spacing w:before="0" w:after="40" w:line="300" w:lineRule="exact"/>
+                              <w:spacing w:before="0" w:after="40" w:line="290" w:lineRule="exact"/>
                               <w:ind w:left="180" w:hanging="180"/>
                               <w:jc w:val="left"/>
                             </w:pPr>
@@ -4837,16 +4835,16 @@
                                 <w:sz w:val="21"/>
                                 <w:szCs w:val="21"/>
                               </w:rPr>
-                              <w:t xml:space="preserve">指标与异常采集</w:t>
-                            </w:r>
-                            <w:r>
-                              <w:rPr>
-                                <w:rFonts w:ascii="Microsoft YaHei" w:hAnsi="Microsoft YaHei" w:eastAsia="Microsoft YaHei" w:cs="Microsoft YaHei"/>
-                                <w:color w:val="595959"/>
-                                <w:sz w:val="21"/>
-                                <w:szCs w:val="21"/>
-                              </w:rPr>
-                              <w:t xml:space="preserve">：实现了 PerformanceObserver API 与全局异常捕获的结合监控，覆盖了 FCP、LCP、CLS 等 Web 性能指标和 JavaScript 异常采集。</w:t>
+                              <w:t xml:space="preserve">增量迁移与兼容性回归</w:t>
+                            </w:r>
+                            <w:r>
+                              <w:rPr>
+                                <w:rFonts w:ascii="Microsoft YaHei" w:hAnsi="Microsoft YaHei" w:eastAsia="Microsoft YaHei" w:cs="Microsoft YaHei"/>
+                                <w:color w:val="595959"/>
+                                <w:sz w:val="21"/>
+                                <w:szCs w:val="21"/>
+                              </w:rPr>
+                              <w:t xml:space="preserve">：以工作区导航为试点，与后端协同在 API 表达层增量接入契约，保持表结构、原有请求参数和保存接口响应不变；用 AI 辅助生成工作流保存与发布的端到端用例，并在改造后执行回归。</w:t>
                             </w:r>
                           </w:p>
                         </w:txbxContent>
@@ -4894,7 +4892,7 @@
                         <w:keepLines w:val="false"/>
                         <w:widowControl w:val="false"/>
                         <w:snapToGrid w:val="false"/>
-                        <w:spacing w:before="0" w:after="60" w:line="300" w:lineRule="exact"/>
+                        <w:spacing w:before="0" w:after="60" w:line="290" w:lineRule="exact"/>
                         <w:ind w:left="0" w:firstLine="0"/>
                         <w:jc w:val="left"/>
                       </w:pPr>
@@ -4936,7 +4934,7 @@
                         <w:keepLines w:val="false"/>
                         <w:widowControl w:val="false"/>
                         <w:snapToGrid w:val="false"/>
-                        <w:spacing w:before="0" w:after="40" w:line="300" w:lineRule="exact"/>
+                        <w:spacing w:before="0" w:after="40" w:line="290" w:lineRule="exact"/>
                         <w:ind w:left="0" w:firstLine="0"/>
                         <w:jc w:val="left"/>
                       </w:pPr>
@@ -4967,7 +4965,7 @@
                         <w:keepLines w:val="false"/>
                         <w:widowControl w:val="false"/>
                         <w:snapToGrid w:val="false"/>
-                        <w:spacing w:before="0" w:after="40" w:line="300" w:lineRule="exact"/>
+                        <w:spacing w:before="0" w:after="40" w:line="290" w:lineRule="exact"/>
                         <w:ind w:left="180" w:hanging="180"/>
                         <w:jc w:val="left"/>
                       </w:pPr>
@@ -5007,7 +5005,7 @@
                         <w:keepLines w:val="false"/>
                         <w:widowControl w:val="false"/>
                         <w:snapToGrid w:val="false"/>
-                        <w:spacing w:before="0" w:after="40" w:line="300" w:lineRule="exact"/>
+                        <w:spacing w:before="0" w:after="40" w:line="290" w:lineRule="exact"/>
                         <w:ind w:left="180" w:hanging="180"/>
                         <w:jc w:val="left"/>
                       </w:pPr>
@@ -5047,7 +5045,7 @@
                         <w:keepLines w:val="false"/>
                         <w:widowControl w:val="false"/>
                         <w:snapToGrid w:val="false"/>
-                        <w:spacing w:before="0" w:after="40" w:line="300" w:lineRule="exact"/>
+                        <w:spacing w:before="0" w:after="40" w:line="290" w:lineRule="exact"/>
                         <w:ind w:left="180" w:hanging="180"/>
                         <w:jc w:val="left"/>
                       </w:pPr>
@@ -5087,7 +5085,7 @@
                         <w:keepLines w:val="false"/>
                         <w:widowControl w:val="false"/>
                         <w:snapToGrid w:val="false"/>
-                        <w:spacing w:before="0" w:after="40" w:line="300" w:lineRule="exact"/>
+                        <w:spacing w:before="0" w:after="40" w:line="290" w:lineRule="exact"/>
                         <w:ind w:left="180" w:hanging="180"/>
                         <w:jc w:val="left"/>
                       </w:pPr>
@@ -5140,7 +5138,7 @@
                           <w:sz w:val="23"/>
                           <w:szCs w:val="23"/>
                         </w:rPr>
-                        <w:t xml:space="preserve">企业级前端监控 SDK 与数据采集系统</w:t>
+                        <w:t xml:space="preserve">HATEOAS 资源契约与 TypeScript SDK 开发</w:t>
                       </w:r>
                     </w:p>
                     <w:p>
@@ -5149,7 +5147,7 @@
                         <w:keepLines w:val="false"/>
                         <w:widowControl w:val="false"/>
                         <w:snapToGrid w:val="false"/>
-                        <w:spacing w:before="0" w:after="60" w:line="300" w:lineRule="exact"/>
+                        <w:spacing w:before="0" w:after="60" w:line="290" w:lineRule="exact"/>
                         <w:ind w:left="0" w:firstLine="0"/>
                         <w:jc w:val="left"/>
                       </w:pPr>
@@ -5182,7 +5180,7 @@
                           <w:sz w:val="21"/>
                           <w:szCs w:val="21"/>
                         </w:rPr>
-                        <w:t xml:space="preserve">：TypeScript、PerformanceObserver / Web Vitals、Fetch / XMLHttpRequest、Sourcemap、NestJS、Kafka、ClickHouse、TypeORM、PostgreSQL、Nx + pnpm</w:t>
+                        <w:t xml:space="preserve">：TypeScript、React Hooks、HAL / HAL-FORMS、Zod、Nx + pnpm、Vite、Vitest、MSW、Testing Library、TypeDoc</w:t>
                       </w:r>
                     </w:p>
                     <w:p>
@@ -5191,7 +5189,7 @@
                         <w:keepLines w:val="false"/>
                         <w:widowControl w:val="false"/>
                         <w:snapToGrid w:val="false"/>
-                        <w:spacing w:before="0" w:after="40" w:line="300" w:lineRule="exact"/>
+                        <w:spacing w:before="0" w:after="40" w:line="290" w:lineRule="exact"/>
                         <w:ind w:left="0" w:firstLine="0"/>
                         <w:jc w:val="left"/>
                       </w:pPr>
@@ -5213,7 +5211,7 @@
                           <w:sz w:val="21"/>
                           <w:szCs w:val="21"/>
                         </w:rPr>
-                        <w:t xml:space="preserve">：主导并构建企业级前端监控 SDK，实现监控采集和数据处理，形成覆盖前端性能和异常监控的完整解决方案。</w:t>
+                        <w:t xml:space="preserve">：面向低代码平台的复杂权限体系，设计 HATEOAS 资源契约与 SDK，将权限判断收敛到服务端，减少前端维护与后端一致的权限和操作可用性判断逻辑；PC 与移动端按服务端返回的资源关系、可执行动作及字段约束组织交互。</w:t>
                       </w:r>
                     </w:p>
                     <w:p>
@@ -5222,7 +5220,7 @@
                         <w:keepLines w:val="false"/>
                         <w:widowControl w:val="false"/>
                         <w:snapToGrid w:val="false"/>
-                        <w:spacing w:before="0" w:after="40" w:line="300" w:lineRule="exact"/>
+                        <w:spacing w:before="0" w:after="40" w:line="290" w:lineRule="exact"/>
                         <w:ind w:left="180" w:hanging="180"/>
                         <w:jc w:val="left"/>
                       </w:pPr>
@@ -5244,16 +5242,16 @@
                           <w:sz w:val="21"/>
                           <w:szCs w:val="21"/>
                         </w:rPr>
-                        <w:t xml:space="preserve">SDK 架构设计</w:t>
-                      </w:r>
-                      <w:r>
-                        <w:rPr>
-                          <w:rFonts w:ascii="Microsoft YaHei" w:hAnsi="Microsoft YaHei" w:eastAsia="Microsoft YaHei" w:cs="Microsoft YaHei"/>
-                          <w:color w:val="595959"/>
-                          <w:sz w:val="21"/>
-                          <w:szCs w:val="21"/>
-                        </w:rPr>
-                        <w:t xml:space="preserve">：设计并实现了基于核心包和适配包的 SDK 架构，通过插件化机制支持多框架（React、Vue、Vanilla JS）集成，支持自定义监控项和扩展性增强。</w:t>
+                        <w:t xml:space="preserve">资源契约与 SDK 分层</w:t>
+                      </w:r>
+                      <w:r>
+                        <w:rPr>
+                          <w:rFonts w:ascii="Microsoft YaHei" w:hAnsi="Microsoft YaHei" w:eastAsia="Microsoft YaHei" w:cs="Microsoft YaHei"/>
+                          <w:color w:val="595959"/>
+                          <w:sz w:val="21"/>
+                          <w:szCs w:val="21"/>
+                        </w:rPr>
+                        <w:t xml:space="preserve">：与后端协同设计 HAL / HAL-FORMS 资源关系和动作模板，实现框架无关的 TypeScript 核心与 React Hooks 适配层，分离资源定位、响应快照和动作提交，统一多端接入方式。</w:t>
                       </w:r>
                     </w:p>
                     <w:p>
@@ -5262,7 +5260,7 @@
                         <w:keepLines w:val="false"/>
                         <w:widowControl w:val="false"/>
                         <w:snapToGrid w:val="false"/>
-                        <w:spacing w:before="0" w:after="40" w:line="300" w:lineRule="exact"/>
+                        <w:spacing w:before="0" w:after="40" w:line="290" w:lineRule="exact"/>
                         <w:ind w:left="180" w:hanging="180"/>
                         <w:jc w:val="left"/>
                       </w:pPr>
@@ -5284,16 +5282,16 @@
                           <w:sz w:val="21"/>
                           <w:szCs w:val="21"/>
                         </w:rPr>
-                        <w:t xml:space="preserve">监控方案建设</w:t>
-                      </w:r>
-                      <w:r>
-                        <w:rPr>
-                          <w:rFonts w:ascii="Microsoft YaHei" w:hAnsi="Microsoft YaHei" w:eastAsia="Microsoft YaHei" w:cs="Microsoft YaHei"/>
-                          <w:color w:val="595959"/>
-                          <w:sz w:val="21"/>
-                          <w:szCs w:val="21"/>
-                        </w:rPr>
-                        <w:t xml:space="preserve">：构建了全面的性能和异常监控方案，覆盖了 FCP、LCP、CLS 等多项核心指标和 JavaScript 异常采集，提升了监控的广度与深度。</w:t>
+                        <w:t xml:space="preserve">请求去重与缓存管理</w:t>
+                      </w:r>
+                      <w:r>
+                        <w:rPr>
+                          <w:rFonts w:ascii="Microsoft YaHei" w:hAnsi="Microsoft YaHei" w:eastAsia="Microsoft YaHei" w:cs="Microsoft YaHei"/>
+                          <w:color w:val="595959"/>
+                          <w:sz w:val="21"/>
+                          <w:szCs w:val="21"/>
+                        </w:rPr>
+                        <w:t xml:space="preserve">：按绝对 URI 复用资源，对进行中的相同请求去重；根据写操作响应更新缓存或标记失效，通过事件订阅驱动 React 状态更新，并支持按配置刷新。</w:t>
                       </w:r>
                     </w:p>
                     <w:p>
@@ -5302,7 +5300,7 @@
                         <w:keepLines w:val="false"/>
                         <w:widowControl w:val="false"/>
                         <w:snapToGrid w:val="false"/>
-                        <w:spacing w:before="0" w:after="40" w:line="300" w:lineRule="exact"/>
+                        <w:spacing w:before="0" w:after="40" w:line="290" w:lineRule="exact"/>
                         <w:ind w:left="180" w:hanging="180"/>
                         <w:jc w:val="left"/>
                       </w:pPr>
@@ -5324,16 +5322,16 @@
                           <w:sz w:val="21"/>
                           <w:szCs w:val="21"/>
                         </w:rPr>
-                        <w:t xml:space="preserve">数据采集与处理</w:t>
-                      </w:r>
-                      <w:r>
-                        <w:rPr>
-                          <w:rFonts w:ascii="Microsoft YaHei" w:hAnsi="Microsoft YaHei" w:eastAsia="Microsoft YaHei" w:cs="Microsoft YaHei"/>
-                          <w:color w:val="595959"/>
-                          <w:sz w:val="21"/>
-                          <w:szCs w:val="21"/>
-                        </w:rPr>
-                        <w:t xml:space="preserve">：使用 NestJS 和 Kafka 设计并构建了数据采集和处理的后端系统，系统的响应性能提升了 50%。</w:t>
+                        <w:t xml:space="preserve">Schema 驱动表单</w:t>
+                      </w:r>
+                      <w:r>
+                        <w:rPr>
+                          <w:rFonts w:ascii="Microsoft YaHei" w:hAnsi="Microsoft YaHei" w:eastAsia="Microsoft YaHei" w:cs="Microsoft YaHei"/>
+                          <w:color w:val="595959"/>
+                          <w:sz w:val="21"/>
+                          <w:szCs w:val="21"/>
+                        </w:rPr>
+                        <w:t xml:space="preserve">：根据服务端动作模板的字段定义生成 Zod 校验规则与 JSON Schema 表单描述，在提交前验证数据，让字段渲染与校验使用同一份定义。</w:t>
                       </w:r>
                     </w:p>
                     <w:p>
@@ -5342,7 +5340,7 @@
                         <w:keepLines w:val="false"/>
                         <w:widowControl w:val="false"/>
                         <w:snapToGrid w:val="false"/>
-                        <w:spacing w:before="0" w:after="40" w:line="300" w:lineRule="exact"/>
+                        <w:spacing w:before="0" w:after="40" w:line="290" w:lineRule="exact"/>
                         <w:ind w:left="180" w:hanging="180"/>
                         <w:jc w:val="left"/>
                       </w:pPr>
@@ -5364,16 +5362,16 @@
                           <w:sz w:val="21"/>
                           <w:szCs w:val="21"/>
                         </w:rPr>
-                        <w:t xml:space="preserve">指标与异常采集</w:t>
-                      </w:r>
-                      <w:r>
-                        <w:rPr>
-                          <w:rFonts w:ascii="Microsoft YaHei" w:hAnsi="Microsoft YaHei" w:eastAsia="Microsoft YaHei" w:cs="Microsoft YaHei"/>
-                          <w:color w:val="595959"/>
-                          <w:sz w:val="21"/>
-                          <w:szCs w:val="21"/>
-                        </w:rPr>
-                        <w:t xml:space="preserve">：实现了 PerformanceObserver API 与全局异常捕获的结合监控，覆盖了 FCP、LCP、CLS 等 Web 性能指标和 JavaScript 异常采集。</w:t>
+                        <w:t xml:space="preserve">增量迁移与兼容性回归</w:t>
+                      </w:r>
+                      <w:r>
+                        <w:rPr>
+                          <w:rFonts w:ascii="Microsoft YaHei" w:hAnsi="Microsoft YaHei" w:eastAsia="Microsoft YaHei" w:cs="Microsoft YaHei"/>
+                          <w:color w:val="595959"/>
+                          <w:sz w:val="21"/>
+                          <w:szCs w:val="21"/>
+                        </w:rPr>
+                        <w:t xml:space="preserve">：以工作区导航为试点，与后端协同在 API 表达层增量接入契约，保持表结构、原有请求参数和保存接口响应不变；用 AI 辅助生成工作流保存与发布的端到端用例，并在改造后执行回归。</w:t>
                       </w:r>
                     </w:p>
                   </w:txbxContent>
